--- a/수업자료/건물주선생님_금융교육_지도안_활동지.docx
+++ b/수업자료/건물주선생님_금융교육_지도안_활동지.docx
@@ -1737,7 +1737,7 @@
                 <w:sz w:val="19"/>
                 <w:szCs w:val="19"/>
               </w:rPr>
-              <w:t xml:space="preserve">모둠 / 이름</w:t>
+              <w:t xml:space="preserve">수업 직전 초기화</w:t>
             </w:r>
           </w:p>
         </w:tc>
@@ -1771,7 +1771,7 @@
                 <w:sz w:val="19"/>
                 <w:szCs w:val="19"/>
               </w:rPr>
-              <w:t xml:space="preserve">모둠명 입력 (예: 3모둠)</w:t>
+              <w:t xml:space="preserve">[데이터 초기화]</w:t>
             </w:r>
           </w:p>
         </w:tc>
@@ -1805,7 +1805,7 @@
                 <w:sz w:val="19"/>
                 <w:szCs w:val="19"/>
               </w:rPr>
-              <w:t xml:space="preserve">모둠명 입력</w:t>
+              <w:t xml:space="preserve">[데이터 초기화]</w:t>
             </w:r>
           </w:p>
         </w:tc>
@@ -1840,6 +1840,333 @@
                 <w:szCs w:val="19"/>
               </w:rPr>
               <w:t xml:space="preserve">—</w:t>
+            </w:r>
+          </w:p>
+        </w:tc>
+      </w:tr>
+      <w:tr>
+        <w:trPr>
+          <w:tblHeader w:val="off"/>
+        </w:trPr>
+        <w:tc>
+          <w:tcPr>
+            <w:tcW w:type="dxa" w:w="2300"/>
+            <w:tcBorders>
+              <w:top w:val="single" w:color="8A7770" w:sz="6"/>
+              <w:left w:val="single" w:color="8A7770" w:sz="6"/>
+              <w:bottom w:val="single" w:color="8A7770" w:sz="6"/>
+              <w:right w:val="single" w:color="8A7770" w:sz="6"/>
+            </w:tcBorders>
+            <w:shd w:fill="F3EFEC" w:color="auto" w:val="clear"/>
+            <w:tcMar>
+              <w:top w:type="dxa" w:w="70"/>
+              <w:left w:type="dxa" w:w="110"/>
+              <w:bottom w:type="dxa" w:w="70"/>
+              <w:right w:type="dxa" w:w="110"/>
+            </w:tcMar>
+            <w:vAlign w:val="center"/>
+          </w:tcPr>
+          <w:p>
+            <w:pPr>
+              <w:spacing w:after="40" w:before="0" w:line="280"/>
+            </w:pPr>
+            <w:r>
+              <w:rPr>
+                <w:rFonts w:ascii="맑은 고딕" w:cs="맑은 고딕" w:eastAsia="맑은 고딕" w:hAnsi="맑은 고딕"/>
+                <w:b/>
+                <w:bCs/>
+                <w:sz w:val="19"/>
+                <w:szCs w:val="19"/>
+              </w:rPr>
+              <w:t xml:space="preserve">모둠 / 이름</w:t>
+            </w:r>
+          </w:p>
+        </w:tc>
+        <w:tc>
+          <w:tcPr>
+            <w:tcW w:type="dxa" w:w="2536"/>
+            <w:tcBorders>
+              <w:top w:val="single" w:color="8A7770" w:sz="6"/>
+              <w:left w:val="single" w:color="8A7770" w:sz="6"/>
+              <w:bottom w:val="single" w:color="8A7770" w:sz="6"/>
+              <w:right w:val="single" w:color="8A7770" w:sz="6"/>
+            </w:tcBorders>
+            <w:tcMar>
+              <w:top w:type="dxa" w:w="70"/>
+              <w:left w:type="dxa" w:w="110"/>
+              <w:bottom w:type="dxa" w:w="70"/>
+              <w:right w:type="dxa" w:w="110"/>
+            </w:tcMar>
+            <w:vAlign w:val="top"/>
+          </w:tcPr>
+          <w:p>
+            <w:pPr>
+              <w:spacing w:after="40" w:before="0" w:line="280"/>
+              <w:jc w:val="center"/>
+            </w:pPr>
+            <w:r>
+              <w:rPr>
+                <w:rFonts w:ascii="맑은 고딕" w:cs="맑은 고딕" w:eastAsia="맑은 고딕" w:hAnsi="맑은 고딕"/>
+                <w:b w:val="false"/>
+                <w:bCs w:val="false"/>
+                <w:sz w:val="19"/>
+                <w:szCs w:val="19"/>
+              </w:rPr>
+              <w:t xml:space="preserve">모둠명 입력 (예: 3모둠)</w:t>
+            </w:r>
+          </w:p>
+        </w:tc>
+        <w:tc>
+          <w:tcPr>
+            <w:tcW w:type="dxa" w:w="2535"/>
+            <w:tcBorders>
+              <w:top w:val="single" w:color="8A7770" w:sz="6"/>
+              <w:left w:val="single" w:color="8A7770" w:sz="6"/>
+              <w:bottom w:val="single" w:color="8A7770" w:sz="6"/>
+              <w:right w:val="single" w:color="8A7770" w:sz="6"/>
+            </w:tcBorders>
+            <w:tcMar>
+              <w:top w:type="dxa" w:w="70"/>
+              <w:left w:type="dxa" w:w="110"/>
+              <w:bottom w:type="dxa" w:w="70"/>
+              <w:right w:type="dxa" w:w="110"/>
+            </w:tcMar>
+            <w:vAlign w:val="top"/>
+          </w:tcPr>
+          <w:p>
+            <w:pPr>
+              <w:spacing w:after="40" w:before="0" w:line="280"/>
+              <w:jc w:val="center"/>
+            </w:pPr>
+            <w:r>
+              <w:rPr>
+                <w:rFonts w:ascii="맑은 고딕" w:cs="맑은 고딕" w:eastAsia="맑은 고딕" w:hAnsi="맑은 고딕"/>
+                <w:b w:val="false"/>
+                <w:bCs w:val="false"/>
+                <w:sz w:val="19"/>
+                <w:szCs w:val="19"/>
+              </w:rPr>
+              <w:t xml:space="preserve">모둠명 입력</w:t>
+            </w:r>
+          </w:p>
+        </w:tc>
+        <w:tc>
+          <w:tcPr>
+            <w:tcW w:type="dxa" w:w="2535"/>
+            <w:tcBorders>
+              <w:top w:val="single" w:color="8A7770" w:sz="6"/>
+              <w:left w:val="single" w:color="8A7770" w:sz="6"/>
+              <w:bottom w:val="single" w:color="8A7770" w:sz="6"/>
+              <w:right w:val="single" w:color="8A7770" w:sz="6"/>
+            </w:tcBorders>
+            <w:tcMar>
+              <w:top w:type="dxa" w:w="70"/>
+              <w:left w:type="dxa" w:w="110"/>
+              <w:bottom w:type="dxa" w:w="70"/>
+              <w:right w:type="dxa" w:w="110"/>
+            </w:tcMar>
+            <w:vAlign w:val="top"/>
+          </w:tcPr>
+          <w:p>
+            <w:pPr>
+              <w:spacing w:after="40" w:before="0" w:line="280"/>
+              <w:jc w:val="center"/>
+            </w:pPr>
+            <w:r>
+              <w:rPr>
+                <w:rFonts w:ascii="맑은 고딕" w:cs="맑은 고딕" w:eastAsia="맑은 고딕" w:hAnsi="맑은 고딕"/>
+                <w:b w:val="false"/>
+                <w:bCs w:val="false"/>
+                <w:sz w:val="19"/>
+                <w:szCs w:val="19"/>
+              </w:rPr>
+              <w:t xml:space="preserve">—</w:t>
+            </w:r>
+          </w:p>
+        </w:tc>
+      </w:tr>
+    </w:tbl>
+    <w:p>
+      <w:pPr>
+        <w:spacing w:after="40"/>
+      </w:pPr>
+    </w:p>
+    <w:tbl>
+      <w:tblPr>
+        <w:tblW w:type="dxa" w:w="9906"/>
+        <w:tblBorders>
+          <w:top w:val="single" w:color="auto" w:sz="4"/>
+          <w:left w:val="single" w:color="auto" w:sz="4"/>
+          <w:bottom w:val="single" w:color="auto" w:sz="4"/>
+          <w:right w:val="single" w:color="auto" w:sz="4"/>
+          <w:insideH w:val="single" w:color="auto" w:sz="4"/>
+          <w:insideV w:val="single" w:color="auto" w:sz="4"/>
+        </w:tblBorders>
+      </w:tblPr>
+      <w:tblGrid>
+        <w:gridCol w:w="9906"/>
+      </w:tblGrid>
+      <w:tr>
+        <w:tc>
+          <w:tcPr>
+            <w:tcW w:type="dxa" w:w="9906"/>
+            <w:tcBorders>
+              <w:top w:val="single" w:color="8A7770" w:sz="6"/>
+              <w:left w:val="single" w:color="8A7770" w:sz="6"/>
+              <w:bottom w:val="single" w:color="8A7770" w:sz="6"/>
+              <w:right w:val="single" w:color="8A7770" w:sz="6"/>
+            </w:tcBorders>
+            <w:shd w:fill="DDEEFF" w:color="auto" w:val="clear"/>
+            <w:tcMar>
+              <w:top w:type="dxa" w:w="70"/>
+              <w:left w:type="dxa" w:w="110"/>
+              <w:bottom w:type="dxa" w:w="70"/>
+              <w:right w:type="dxa" w:w="110"/>
+            </w:tcMar>
+            <w:vAlign w:val="top"/>
+          </w:tcPr>
+          <w:p>
+            <w:pPr>
+              <w:spacing w:after="40" w:before="0" w:line="300"/>
+            </w:pPr>
+            <w:r>
+              <w:rPr>
+                <w:rFonts w:ascii="맑은 고딕" w:cs="맑은 고딕" w:eastAsia="맑은 고딕" w:hAnsi="맑은 고딕"/>
+                <w:b/>
+                <w:bCs/>
+                <w:sz w:val="19"/>
+                <w:szCs w:val="19"/>
+              </w:rPr>
+              <w:t xml:space="preserve">⏱️ 시간 제한 모드 알아 두기</w:t>
+            </w:r>
+          </w:p>
+          <w:p>
+            <w:pPr>
+              <w:spacing w:after="40" w:before="0" w:line="300"/>
+            </w:pPr>
+            <w:r>
+              <w:rPr>
+                <w:rFonts w:ascii="맑은 고딕" w:cs="맑은 고딕" w:eastAsia="맑은 고딕" w:hAnsi="맑은 고딕"/>
+                <w:sz w:val="19"/>
+                <w:szCs w:val="19"/>
+              </w:rPr>
+              <w:t xml:space="preserve">• 타이머는 </w:t>
+            </w:r>
+            <w:r>
+              <w:rPr>
+                <w:rFonts w:ascii="맑은 고딕" w:cs="맑은 고딕" w:eastAsia="맑은 고딕" w:hAnsi="맑은 고딕"/>
+                <w:b/>
+                <w:bCs/>
+                <w:sz w:val="19"/>
+                <w:szCs w:val="19"/>
+              </w:rPr>
+              <w:t xml:space="preserve">기기에 저장</w:t>
+            </w:r>
+            <w:r>
+              <w:rPr>
+                <w:rFonts w:ascii="맑은 고딕" w:cs="맑은 고딕" w:eastAsia="맑은 고딕" w:hAnsi="맑은 고딕"/>
+                <w:sz w:val="19"/>
+                <w:szCs w:val="19"/>
+              </w:rPr>
+              <w:t xml:space="preserve">됩니다. 학생이 🏠 타이틀로 나갔다 다시 들어오거나 새로고침해도 </w:t>
+            </w:r>
+            <w:r>
+              <w:rPr>
+                <w:rFonts w:ascii="맑은 고딕" w:cs="맑은 고딕" w:eastAsia="맑은 고딕" w:hAnsi="맑은 고딕"/>
+                <w:b/>
+                <w:bCs/>
+                <w:sz w:val="19"/>
+                <w:szCs w:val="19"/>
+              </w:rPr>
+              <w:t xml:space="preserve">남은 시간이 그대로 이어지며</w:t>
+            </w:r>
+            <w:r>
+              <w:rPr>
+                <w:rFonts w:ascii="맑은 고딕" w:cs="맑은 고딕" w:eastAsia="맑은 고딕" w:hAnsi="맑은 고딕"/>
+                <w:sz w:val="19"/>
+                <w:szCs w:val="19"/>
+              </w:rPr>
+              <w:t xml:space="preserve">, 나가 있는 동안에도 시간은 계속 흐릅니다.</w:t>
+            </w:r>
+          </w:p>
+          <w:p>
+            <w:pPr>
+              <w:spacing w:after="40" w:before="0" w:line="300"/>
+            </w:pPr>
+            <w:r>
+              <w:rPr>
+                <w:rFonts w:ascii="맑은 고딕" w:cs="맑은 고딕" w:eastAsia="맑은 고딕" w:hAnsi="맑은 고딕"/>
+                <w:sz w:val="19"/>
+                <w:szCs w:val="19"/>
+              </w:rPr>
+              <w:t xml:space="preserve">• 시간이 끝난 뒤 아바타를 다시 누르면 게임은 시작되지 않고 </w:t>
+            </w:r>
+            <w:r>
+              <w:rPr>
+                <w:rFonts w:ascii="맑은 고딕" w:cs="맑은 고딕" w:eastAsia="맑은 고딕" w:hAnsi="맑은 고딕"/>
+                <w:b/>
+                <w:bCs/>
+                <w:sz w:val="19"/>
+                <w:szCs w:val="19"/>
+              </w:rPr>
+              <w:t xml:space="preserve">결과 요약만</w:t>
+            </w:r>
+            <w:r>
+              <w:rPr>
+                <w:rFonts w:ascii="맑은 고딕" w:cs="맑은 고딕" w:eastAsia="맑은 고딕" w:hAnsi="맑은 고딕"/>
+                <w:sz w:val="19"/>
+                <w:szCs w:val="19"/>
+              </w:rPr>
+              <w:t xml:space="preserve"> 다시 볼 수 있습니다.</w:t>
+            </w:r>
+          </w:p>
+          <w:p>
+            <w:pPr>
+              <w:spacing w:after="40" w:before="0" w:line="300"/>
+            </w:pPr>
+            <w:r>
+              <w:rPr>
+                <w:rFonts w:ascii="맑은 고딕" w:cs="맑은 고딕" w:eastAsia="맑은 고딕" w:hAnsi="맑은 고딕"/>
+                <w:sz w:val="19"/>
+                <w:szCs w:val="19"/>
+              </w:rPr>
+              <w:t xml:space="preserve">• 새 수업을 시작할 때: 게임 기록까지 지우려면 </w:t>
+            </w:r>
+            <w:r>
+              <w:rPr>
+                <w:rFonts w:ascii="맑은 고딕" w:cs="맑은 고딕" w:eastAsia="맑은 고딕" w:hAnsi="맑은 고딕"/>
+                <w:b/>
+                <w:bCs/>
+                <w:sz w:val="19"/>
+                <w:szCs w:val="19"/>
+              </w:rPr>
+              <w:t xml:space="preserve">[데이터 초기화]</w:t>
+            </w:r>
+            <w:r>
+              <w:rPr>
+                <w:rFonts w:ascii="맑은 고딕" w:cs="맑은 고딕" w:eastAsia="맑은 고딕" w:hAnsi="맑은 고딕"/>
+                <w:sz w:val="19"/>
+                <w:szCs w:val="19"/>
+              </w:rPr>
+              <w:t xml:space="preserve">, 기록은 두고 시간만 다시 시작하려면 설정의 </w:t>
+            </w:r>
+            <w:r>
+              <w:rPr>
+                <w:rFonts w:ascii="맑은 고딕" w:cs="맑은 고딕" w:eastAsia="맑은 고딕" w:hAnsi="맑은 고딕"/>
+                <w:b/>
+                <w:bCs/>
+                <w:sz w:val="19"/>
+                <w:szCs w:val="19"/>
+              </w:rPr>
+              <w:t xml:space="preserve">[타이머 초기화]</w:t>
+            </w:r>
+            <w:r>
+              <w:rPr>
+                <w:rFonts w:ascii="맑은 고딕" w:cs="맑은 고딕" w:eastAsia="맑은 고딕" w:hAnsi="맑은 고딕"/>
+                <w:sz w:val="19"/>
+                <w:szCs w:val="19"/>
+              </w:rPr>
+              <w:t xml:space="preserve">를 누릅니다. (시간 설정을 바꿔도 타이머가 초기화됨)</w:t>
             </w:r>
           </w:p>
         </w:tc>
@@ -1885,7 +2212,20 @@
           <w:sz w:val="20"/>
           <w:szCs w:val="20"/>
         </w:rPr>
-        <w:t xml:space="preserve">☐ 수업 직전: 시작 화면 아래 [데이터 초기화]로 이전 기록 지우기 (선생님 설정·순위판은 유지됨)</w:t>
+        <w:t xml:space="preserve">☐ 수업 직전: 시작 화면 아래 [데이터 초기화]로 이전 기록과 수업 타이머 지우기 (선생님 설정·순위판은 유지됨)</w:t>
+      </w:r>
+    </w:p>
+    <w:p>
+      <w:pPr>
+        <w:spacing w:after="40" w:before="0" w:line="300"/>
+      </w:pPr>
+      <w:r>
+        <w:rPr>
+          <w:rFonts w:ascii="맑은 고딕" w:cs="맑은 고딕" w:eastAsia="맑은 고딕" w:hAnsi="맑은 고딕"/>
+          <w:sz w:val="20"/>
+          <w:szCs w:val="20"/>
+        </w:rPr>
+        <w:t xml:space="preserve">☐ 2차시 직전: 1차시 기록이 남아 있으면 모둠 간 출발선이 달라지므로 [데이터 초기화] 후 시작 (공정한 모의 투자 대회)</w:t>
       </w:r>
     </w:p>
     <w:p>
@@ -3688,7 +4028,7 @@
                 <w:sz w:val="19"/>
                 <w:szCs w:val="19"/>
               </w:rPr>
-              <w:t xml:space="preserve">• 모둠 대표가 총 자산을 교사에게 알림 → 교사가 순위판에 입력</w:t>
+              <w:t xml:space="preserve">• 모둠 대표가 총 자산을 교사에게 알림 → 교사가 순위판에 입력 ("1억2천만"처럼 한글 단위로 입력 가능)</w:t>
             </w:r>
           </w:p>
         </w:tc>
@@ -3752,6 +4092,21 @@
                 <w:szCs w:val="19"/>
               </w:rPr>
               <w:t xml:space="preserve">※ 가격은 가상이며 실제 주가와 무관함을 안내</w:t>
+            </w:r>
+          </w:p>
+          <w:p>
+            <w:pPr>
+              <w:spacing w:after="40" w:before="0" w:line="280"/>
+            </w:pPr>
+            <w:r>
+              <w:rPr>
+                <w:rFonts w:ascii="맑은 고딕" w:cs="맑은 고딕" w:eastAsia="맑은 고딕" w:hAnsi="맑은 고딕"/>
+                <w:b w:val="false"/>
+                <w:bCs w:val="false"/>
+                <w:sz w:val="19"/>
+                <w:szCs w:val="19"/>
+              </w:rPr>
+              <w:t xml:space="preserve">※ 화면 상단 ⏱️에 남은 시간 표시. 타이틀로 나가도 시간은 멈추지 않음</w:t>
             </w:r>
           </w:p>
           <w:p>
@@ -5497,7 +5852,35 @@
           <w:sz w:val="20"/>
           <w:szCs w:val="20"/>
         </w:rPr>
-        <w:t xml:space="preserve">: 한 기기를 여러 모둠이 쓸 때는 모둠 교체 시 [데이터 초기화]를 합니다. (결과 요약의 [순위판에 등록하기]를 누르면 그 기기의 순위판에 바로 올라감)</w:t>
+        <w:t xml:space="preserve">: 한 기기를 여러 모둠이 쓸 때는 모둠 교체 시 반드시 [데이터 초기화]를 합니다. 하지 않으면 앞 모둠의 기록과 "시간 종료" 상태가 그대로 남습니다. (결과 요약의 [순위판에 등록하기]를 누르면 그 기기의 순위판에 바로 올라감)</w:t>
+      </w:r>
+    </w:p>
+    <w:p>
+      <w:pPr>
+        <w:pStyle w:val="ListParagraph"/>
+        <w:numPr>
+          <w:ilvl w:val="0"/>
+          <w:numId w:val="2"/>
+        </w:numPr>
+        <w:spacing w:after="80" w:before="0" w:line="300"/>
+      </w:pPr>
+      <w:r>
+        <w:rPr>
+          <w:rFonts w:ascii="맑은 고딕" w:cs="맑은 고딕" w:eastAsia="맑은 고딕" w:hAnsi="맑은 고딕"/>
+          <w:b/>
+          <w:bCs/>
+          <w:sz w:val="20"/>
+          <w:szCs w:val="20"/>
+        </w:rPr>
+        <w:t xml:space="preserve">공정한 경쟁</w:t>
+      </w:r>
+      <w:r>
+        <w:rPr>
+          <w:rFonts w:ascii="맑은 고딕" w:cs="맑은 고딕" w:eastAsia="맑은 고딕" w:hAnsi="맑은 고딕"/>
+          <w:sz w:val="20"/>
+          <w:szCs w:val="20"/>
+        </w:rPr>
+        <w:t xml:space="preserve">: 순간 버프(피벗타임 10배 등)는 클릭·초당 수익에만 적용되고 연가 쿠폰·출장비 같은 목돈 보상에는 곱해지지 않으므로, 특정 요령으로 순위가 크게 뒤집히지 않습니다.</w:t>
       </w:r>
     </w:p>
     <w:p>
@@ -9691,6 +10074,20 @@
       <w:pPr>
         <w:spacing w:after="40"/>
       </w:pPr>
+    </w:p>
+    <w:p>
+      <w:pPr>
+        <w:spacing w:after="80" w:before="0" w:line="300"/>
+      </w:pPr>
+      <w:r>
+        <w:rPr>
+          <w:rFonts w:ascii="맑은 고딕" w:cs="맑은 고딕" w:eastAsia="맑은 고딕" w:hAnsi="맑은 고딕"/>
+          <w:color w:val="7A6760"/>
+          <w:sz w:val="18"/>
+          <w:szCs w:val="18"/>
+        </w:rPr>
+        <w:t xml:space="preserve">💡 결과 요약 창을 닫았다면? 아바타를 다시 누르면 결과를 또 볼 수 있어요.</w:t>
+      </w:r>
     </w:p>
     <w:tbl>
       <w:tblPr>
